--- a/业务设计文档.docx
+++ b/业务设计文档.docx
@@ -1878,6 +1878,22 @@
       </w:r>
     </w:p>
     <w:p>
+      <w:pPr>
+        <w:pStyle w:val="ListBullet"/>
+        <w:spacing w:after="60"/>
+        <w:ind w:left="403" w:hanging="259"/>
+      </w:pPr>
+      <w:r>
+        <w:rPr>
+          <w:rFonts w:ascii="Microsoft YaHei" w:hAnsi="Microsoft YaHei" w:eastAsia="Microsoft YaHei"/>
+          <w:b w:val="0"/>
+          <w:color w:val="162033"/>
+          <w:sz w:val="19"/>
+        </w:rPr>
+        <w:t>业务问答：支持“哪个渠道 SQL 转化率最高”“当前多少线索跟进超时”“查看各状态漏斗”等受控规则查询；返回答案时同步展示指标公式和快照口径，不执行任意 SQL。</w:t>
+      </w:r>
+    </w:p>
+    <w:p>
       <w:r>
         <w:br w:type="page"/>
       </w:r>
@@ -3084,6 +3100,20 @@
       </w:r>
     </w:p>
     <w:p>
+      <w:pPr>
+        <w:spacing w:after="100" w:line="269" w:lineRule="auto"/>
+      </w:pPr>
+      <w:r>
+        <w:rPr>
+          <w:rFonts w:ascii="Microsoft YaHei" w:hAnsi="Microsoft YaHei" w:eastAsia="Microsoft YaHei"/>
+          <w:b w:val="0"/>
+          <w:color w:val="162033"/>
+          <w:sz w:val="20"/>
+        </w:rPr>
+        <w:t>自然语言查询采用意图规则映射到预定义参数化查询。这样能在 MVP 中展示 Agent / 数据查询潜力，同时避免把用户输入直接拼接成 SQL。若生产化，应增加语义层、字段白名单、数据权限、查询成本限制和结果口径解释。</w:t>
+      </w:r>
+    </w:p>
+    <w:p>
       <w:r>
         <w:br w:type="page"/>
       </w:r>
@@ -3808,6 +3838,20 @@
         <w:t>本次选择 Python 标准库 + SQLite + 原生页面，避免依赖安装阻塞演示，把有限时间用在状态机、幂等、历史留痕和指标口径上。未实现登录、复杂 RBAC、真实三方连接和异步任务，均已明确为生产化边界，而非默认“前端可信”。</w:t>
       </w:r>
     </w:p>
+    <w:p>
+      <w:pPr>
+        <w:spacing w:after="100" w:line="269" w:lineRule="auto"/>
+      </w:pPr>
+      <w:r>
+        <w:rPr>
+          <w:rFonts w:ascii="Microsoft YaHei" w:hAnsi="Microsoft YaHei" w:eastAsia="Microsoft YaHei"/>
+          <w:b w:val="0"/>
+          <w:color w:val="162033"/>
+          <w:sz w:val="20"/>
+        </w:rPr>
+        <w:t>验证证据：自动化测试覆盖手机号去重、非法跨级、无效原因必填、外呼回调幂等、自然语言指标口径，以及新线索→待外呼→回调接通→有效→跟进→MQL→SQL 的完整业务链路。页面已实际验证查询答案与指标公式同时返回。</w:t>
+      </w:r>
+    </w:p>
     <w:tbl>
       <w:tblPr>
         <w:tblW w:type="auto" w:w="0"/>

--- a/业务设计文档.docx
+++ b/业务设计文档.docx
@@ -1890,7 +1890,7 @@
           <w:color w:val="162033"/>
           <w:sz w:val="19"/>
         </w:rPr>
-        <w:t>业务问答：支持“哪个渠道 SQL 转化率最高”“当前多少线索跟进超时”“查看各状态漏斗”等受控规则查询；返回答案时同步展示指标公式和快照口径，不执行任意 SQL。</w:t>
+        <w:t>线索分析 Agent：通过 OpenAI-compatible API 让 LLM 选择“渠道转化率、超时线索、漏斗快照”三个受控工具；工具结果回填后再生成回答。无密钥或模型故障时明确回退规则查询。</w:t>
       </w:r>
     </w:p>
     <w:p>
@@ -3110,7 +3110,7 @@
           <w:color w:val="162033"/>
           <w:sz w:val="20"/>
         </w:rPr>
-        <w:t>自然语言查询采用意图规则映射到预定义参数化查询。这样能在 MVP 中展示 Agent / 数据查询潜力，同时避免把用户输入直接拼接成 SQL。若生产化，应增加语义层、字段白名单、数据权限、查询成本限制和结果口径解释。</w:t>
+        <w:t>自然语言查询采用 LLM → Tool Calling → 参数校验 → 预定义参数化查询 → 工具结果回填 → 最终回答的 Agent 循环。模型没有表名、字段名或 SQL 字符串参数，无法执行任意 SQL；API Key 仅从环境变量读取。若无密钥或模型网络失败，系统回退到确定性规则并在页面标注真实执行模式。</w:t>
       </w:r>
     </w:p>
     <w:p>
@@ -3849,7 +3849,7 @@
           <w:color w:val="162033"/>
           <w:sz w:val="20"/>
         </w:rPr>
-        <w:t>验证证据：自动化测试覆盖手机号去重、非法跨级、无效原因必填、外呼回调幂等、自然语言指标口径，以及新线索→待外呼→回调接通→有效→跟进→MQL→SQL 的完整业务链路。页面已实际验证查询答案与指标公式同时返回。</w:t>
+        <w:t>验证证据：自动化测试覆盖手机号去重、非法跨级、无效原因必填、外呼回调幂等、LLM 选择受控工具并完成结果回填、无密钥规则回退，以及新线索→待外呼→回调接通→有效→跟进→MQL→SQL 的完整业务链路。</w:t>
       </w:r>
     </w:p>
     <w:tbl>
